--- a/SC13_Remuneracao_Beneficios.docx
+++ b/SC13_Remuneracao_Beneficios.docx
@@ -109,7 +109,7 @@
               <w:bottom w:color="000000" w:space="0" w:sz="0" w:val="nil"/>
               <w:right w:color="000000" w:space="0" w:sz="0" w:val="nil"/>
             </w:tcBorders>
-            <w:shd w:fill="eeeeee" w:val="clear"/>
+            <w:shd w:fill="efe8d6" w:val="clear"/>
             <w:tcMar>
               <w:top w:w="160.0" w:type="dxa"/>
               <w:left w:w="260.0" w:type="dxa"/>
@@ -304,7 +304,7 @@
               <w:bottom w:color="d8d8d8" w:space="0" w:sz="4" w:val="single"/>
               <w:right w:color="d8d8d8" w:space="0" w:sz="4" w:val="single"/>
             </w:tcBorders>
-            <w:shd w:fill="f7f7f7" w:val="clear"/>
+            <w:shd w:fill="f7f0de" w:val="clear"/>
             <w:tcMar>
               <w:top w:w="90.0" w:type="dxa"/>
               <w:left w:w="160.0" w:type="dxa"/>
@@ -419,7 +419,7 @@
               <w:bottom w:color="d8d8d8" w:space="0" w:sz="4" w:val="single"/>
               <w:right w:color="d8d8d8" w:space="0" w:sz="4" w:val="single"/>
             </w:tcBorders>
-            <w:shd w:fill="f7f7f7" w:val="clear"/>
+            <w:shd w:fill="f7f0de" w:val="clear"/>
             <w:tcMar>
               <w:top w:w="90.0" w:type="dxa"/>
               <w:left w:w="160.0" w:type="dxa"/>
@@ -534,7 +534,7 @@
               <w:bottom w:color="d8d8d8" w:space="0" w:sz="4" w:val="single"/>
               <w:right w:color="d8d8d8" w:space="0" w:sz="4" w:val="single"/>
             </w:tcBorders>
-            <w:shd w:fill="f7f7f7" w:val="clear"/>
+            <w:shd w:fill="f7f0de" w:val="clear"/>
             <w:tcMar>
               <w:top w:w="90.0" w:type="dxa"/>
               <w:left w:w="160.0" w:type="dxa"/>
@@ -913,7 +913,7 @@
               <w:bottom w:color="d8d8d8" w:space="0" w:sz="4" w:val="single"/>
               <w:right w:color="d8d8d8" w:space="0" w:sz="4" w:val="single"/>
             </w:tcBorders>
-            <w:shd w:fill="f7f7f7" w:val="clear"/>
+            <w:shd w:fill="f7f0de" w:val="clear"/>
             <w:tcMar>
               <w:top w:w="60.0" w:type="dxa"/>
               <w:left w:w="80.0" w:type="dxa"/>
@@ -954,7 +954,7 @@
               <w:bottom w:color="d8d8d8" w:space="0" w:sz="4" w:val="single"/>
               <w:right w:color="d8d8d8" w:space="0" w:sz="4" w:val="single"/>
             </w:tcBorders>
-            <w:shd w:fill="f7f7f7" w:val="clear"/>
+            <w:shd w:fill="f7f0de" w:val="clear"/>
             <w:tcMar>
               <w:top w:w="60.0" w:type="dxa"/>
               <w:left w:w="80.0" w:type="dxa"/>
@@ -993,7 +993,7 @@
               <w:bottom w:color="d8d8d8" w:space="0" w:sz="4" w:val="single"/>
               <w:right w:color="d8d8d8" w:space="0" w:sz="4" w:val="single"/>
             </w:tcBorders>
-            <w:shd w:fill="f7f7f7" w:val="clear"/>
+            <w:shd w:fill="f7f0de" w:val="clear"/>
             <w:tcMar>
               <w:top w:w="60.0" w:type="dxa"/>
               <w:left w:w="80.0" w:type="dxa"/>
@@ -1022,7 +1022,7 @@
               <w:bottom w:color="d8d8d8" w:space="0" w:sz="4" w:val="single"/>
               <w:right w:color="d8d8d8" w:space="0" w:sz="4" w:val="single"/>
             </w:tcBorders>
-            <w:shd w:fill="f7f7f7" w:val="clear"/>
+            <w:shd w:fill="f7f0de" w:val="clear"/>
             <w:tcMar>
               <w:top w:w="60.0" w:type="dxa"/>
               <w:left w:w="80.0" w:type="dxa"/>
@@ -1051,7 +1051,7 @@
               <w:bottom w:color="d8d8d8" w:space="0" w:sz="4" w:val="single"/>
               <w:right w:color="d8d8d8" w:space="0" w:sz="4" w:val="single"/>
             </w:tcBorders>
-            <w:shd w:fill="f7f7f7" w:val="clear"/>
+            <w:shd w:fill="f7f0de" w:val="clear"/>
             <w:tcMar>
               <w:top w:w="60.0" w:type="dxa"/>
               <w:left w:w="80.0" w:type="dxa"/>
@@ -1261,7 +1261,7 @@
               <w:bottom w:color="d8d8d8" w:space="0" w:sz="4" w:val="single"/>
               <w:right w:color="d8d8d8" w:space="0" w:sz="4" w:val="single"/>
             </w:tcBorders>
-            <w:shd w:fill="f7f7f7" w:val="clear"/>
+            <w:shd w:fill="f7f0de" w:val="clear"/>
             <w:tcMar>
               <w:top w:w="60.0" w:type="dxa"/>
               <w:left w:w="80.0" w:type="dxa"/>
@@ -1302,7 +1302,7 @@
               <w:bottom w:color="d8d8d8" w:space="0" w:sz="4" w:val="single"/>
               <w:right w:color="d8d8d8" w:space="0" w:sz="4" w:val="single"/>
             </w:tcBorders>
-            <w:shd w:fill="f7f7f7" w:val="clear"/>
+            <w:shd w:fill="f7f0de" w:val="clear"/>
             <w:tcMar>
               <w:top w:w="60.0" w:type="dxa"/>
               <w:left w:w="80.0" w:type="dxa"/>
@@ -1341,7 +1341,7 @@
               <w:bottom w:color="d8d8d8" w:space="0" w:sz="4" w:val="single"/>
               <w:right w:color="d8d8d8" w:space="0" w:sz="4" w:val="single"/>
             </w:tcBorders>
-            <w:shd w:fill="f7f7f7" w:val="clear"/>
+            <w:shd w:fill="f7f0de" w:val="clear"/>
             <w:tcMar>
               <w:top w:w="60.0" w:type="dxa"/>
               <w:left w:w="80.0" w:type="dxa"/>
@@ -1370,7 +1370,7 @@
               <w:bottom w:color="d8d8d8" w:space="0" w:sz="4" w:val="single"/>
               <w:right w:color="d8d8d8" w:space="0" w:sz="4" w:val="single"/>
             </w:tcBorders>
-            <w:shd w:fill="f7f7f7" w:val="clear"/>
+            <w:shd w:fill="f7f0de" w:val="clear"/>
             <w:tcMar>
               <w:top w:w="60.0" w:type="dxa"/>
               <w:left w:w="80.0" w:type="dxa"/>
@@ -1399,7 +1399,7 @@
               <w:bottom w:color="d8d8d8" w:space="0" w:sz="4" w:val="single"/>
               <w:right w:color="d8d8d8" w:space="0" w:sz="4" w:val="single"/>
             </w:tcBorders>
-            <w:shd w:fill="f7f7f7" w:val="clear"/>
+            <w:shd w:fill="f7f0de" w:val="clear"/>
             <w:tcMar>
               <w:top w:w="60.0" w:type="dxa"/>
               <w:left w:w="80.0" w:type="dxa"/>
@@ -1609,7 +1609,7 @@
               <w:bottom w:color="d8d8d8" w:space="0" w:sz="4" w:val="single"/>
               <w:right w:color="d8d8d8" w:space="0" w:sz="4" w:val="single"/>
             </w:tcBorders>
-            <w:shd w:fill="f7f7f7" w:val="clear"/>
+            <w:shd w:fill="f7f0de" w:val="clear"/>
             <w:tcMar>
               <w:top w:w="60.0" w:type="dxa"/>
               <w:left w:w="80.0" w:type="dxa"/>
@@ -1650,7 +1650,7 @@
               <w:bottom w:color="d8d8d8" w:space="0" w:sz="4" w:val="single"/>
               <w:right w:color="d8d8d8" w:space="0" w:sz="4" w:val="single"/>
             </w:tcBorders>
-            <w:shd w:fill="f7f7f7" w:val="clear"/>
+            <w:shd w:fill="f7f0de" w:val="clear"/>
             <w:tcMar>
               <w:top w:w="60.0" w:type="dxa"/>
               <w:left w:w="80.0" w:type="dxa"/>
@@ -1689,7 +1689,7 @@
               <w:bottom w:color="d8d8d8" w:space="0" w:sz="4" w:val="single"/>
               <w:right w:color="d8d8d8" w:space="0" w:sz="4" w:val="single"/>
             </w:tcBorders>
-            <w:shd w:fill="f7f7f7" w:val="clear"/>
+            <w:shd w:fill="f7f0de" w:val="clear"/>
             <w:tcMar>
               <w:top w:w="60.0" w:type="dxa"/>
               <w:left w:w="80.0" w:type="dxa"/>
@@ -1718,7 +1718,7 @@
               <w:bottom w:color="d8d8d8" w:space="0" w:sz="4" w:val="single"/>
               <w:right w:color="d8d8d8" w:space="0" w:sz="4" w:val="single"/>
             </w:tcBorders>
-            <w:shd w:fill="f7f7f7" w:val="clear"/>
+            <w:shd w:fill="f7f0de" w:val="clear"/>
             <w:tcMar>
               <w:top w:w="60.0" w:type="dxa"/>
               <w:left w:w="80.0" w:type="dxa"/>
@@ -1747,7 +1747,7 @@
               <w:bottom w:color="d8d8d8" w:space="0" w:sz="4" w:val="single"/>
               <w:right w:color="d8d8d8" w:space="0" w:sz="4" w:val="single"/>
             </w:tcBorders>
-            <w:shd w:fill="f7f7f7" w:val="clear"/>
+            <w:shd w:fill="f7f0de" w:val="clear"/>
             <w:tcMar>
               <w:top w:w="60.0" w:type="dxa"/>
               <w:left w:w="80.0" w:type="dxa"/>
@@ -2134,7 +2134,7 @@
               <w:bottom w:color="d8d8d8" w:space="0" w:sz="4" w:val="single"/>
               <w:right w:color="d8d8d8" w:space="0" w:sz="4" w:val="single"/>
             </w:tcBorders>
-            <w:shd w:fill="f2f2f2" w:val="clear"/>
+            <w:shd w:fill="f3ebda" w:val="clear"/>
             <w:tcMar>
               <w:top w:w="100.0" w:type="dxa"/>
               <w:left w:w="200.0" w:type="dxa"/>
@@ -2294,7 +2294,7 @@
               <w:bottom w:color="d8d8d8" w:space="0" w:sz="4" w:val="single"/>
               <w:right w:color="d8d8d8" w:space="0" w:sz="4" w:val="single"/>
             </w:tcBorders>
-            <w:shd w:fill="f2f2f2" w:val="clear"/>
+            <w:shd w:fill="f3ebda" w:val="clear"/>
             <w:tcMar>
               <w:top w:w="100.0" w:type="dxa"/>
               <w:left w:w="200.0" w:type="dxa"/>
@@ -2454,7 +2454,7 @@
               <w:bottom w:color="d8d8d8" w:space="0" w:sz="4" w:val="single"/>
               <w:right w:color="d8d8d8" w:space="0" w:sz="4" w:val="single"/>
             </w:tcBorders>
-            <w:shd w:fill="f2f2f2" w:val="clear"/>
+            <w:shd w:fill="f3ebda" w:val="clear"/>
             <w:tcMar>
               <w:top w:w="100.0" w:type="dxa"/>
               <w:left w:w="200.0" w:type="dxa"/>
@@ -2680,7 +2680,7 @@
               <w:bottom w:color="d8d8d8" w:space="0" w:sz="4" w:val="single"/>
               <w:right w:color="d8d8d8" w:space="0" w:sz="4" w:val="single"/>
             </w:tcBorders>
-            <w:shd w:fill="f2f2f2" w:val="clear"/>
+            <w:shd w:fill="f3ebda" w:val="clear"/>
             <w:tcMar>
               <w:top w:w="120.0" w:type="dxa"/>
               <w:left w:w="200.0" w:type="dxa"/>
@@ -2799,7 +2799,7 @@
               <w:bottom w:color="000000" w:space="0" w:sz="0" w:val="nil"/>
               <w:right w:color="000000" w:space="0" w:sz="0" w:val="nil"/>
             </w:tcBorders>
-            <w:shd w:fill="eeeeee" w:val="clear"/>
+            <w:shd w:fill="efe8d6" w:val="clear"/>
             <w:tcMar>
               <w:top w:w="160.0" w:type="dxa"/>
               <w:left w:w="260.0" w:type="dxa"/>
@@ -3086,7 +3086,7 @@
       <w:rPr/>
       <w:drawing>
         <wp:inline distB="114300" distT="114300" distL="114300" distR="114300">
-          <wp:extent cx="1106897" cy="623888"/>
+          <wp:extent cx="1911049" cy="623888"/>
           <wp:effectExtent b="0" l="0" r="0" t="0"/>
           <wp:docPr id="1" name="image1.png"/>
           <a:graphic>
@@ -3098,7 +3098,7 @@
                 </pic:nvPicPr>
                 <pic:blipFill>
                   <a:blip r:embed="rId1"/>
-                  <a:srcRect b="27972" l="11329" r="12428" t="30420"/>
+                  <a:srcRect b="0" l="0" r="0" t="0"/>
                   <a:stretch>
                     <a:fillRect/>
                   </a:stretch>
@@ -3106,7 +3106,7 @@
                 <pic:spPr>
                   <a:xfrm>
                     <a:off x="0" y="0"/>
-                    <a:ext cx="1106897" cy="623888"/>
+                    <a:ext cx="1911049" cy="623888"/>
                   </a:xfrm>
                   <a:prstGeom prst="rect"/>
                   <a:ln/>
